--- a/Wzor_analizy/Wzor_ZAL_05_Pulpity_KPCP.docx
+++ b/Wzor_analizy/Wzor_ZAL_05_Pulpity_KPCP.docx
@@ -1142,7 +1142,7 @@
         <w:pStyle w:val="Listapunktowana"/>
       </w:pPr>
       <w:r>
-        <w:t xml:space="preserve">W zakładce Wypłaty listy płac będą dostępne dopiero po ostatecznym zatwierdzeniu listy przez operatora kadrowo-płacowego. Udostępnienie wypłat odbywa się poprzez oznaczenie listy płac parametrem „Publikuj w pulpitach”.</w:t>
+        <w:t xml:space="preserve">Wypłaty będą widoczne w Pulpicie pracownika (zakładka Dane finansowe/Wypłaty) dopiero po zatwierdzeniu i opublikowaniu listy płac. W konfiguracji Pulpity/Pulpity HR parametr Publikacja w pulpitach zostanie ustawiony na „Po publikacji w pulpitach”, a operator kadrowo-płacowy udostępnia wypłaty czynnością „Publikuj w pulpitach” na zatwierdzonej liście płac (wycofanie: „Wycofaj publikację w pulpitach”).</w:t>
       </w:r>
     </w:p>
     <w:p>
@@ -2393,7 +2393,7 @@
         <w:pStyle w:val="Normalny"/>
       </w:pPr>
       <w:r>
-        <w:t xml:space="preserve">Zastępstwa będą mogły być ustawiane zarówno przez kierowników z poziomu pulpitu, jak i przez operatorów okienkowej wersji programu. </w:t>
+        <w:t xml:space="preserve">Zastępującym może zostać wyłącznie osoba z założonym kontem www (kartoteka pracownika, zakładka Kadry/Dostęp www). Zastępstwo w pulpicie dodaje się na liście Ogólne/Moje zastępstwa, wskazując zastępującego i okres. Zastępstwa będą mogły być ustawiane zarówno przez kierowników z poziomu pulpitu, jak i przez operatorów okienkowej wersji programu. </w:t>
       </w:r>
       <w:r>
         <w:rPr>

--- a/Wzor_analizy/Wzor_ZAL_05_Pulpity_KPCP.docx
+++ b/Wzor_analizy/Wzor_ZAL_05_Pulpity_KPCP.docx
@@ -340,7 +340,7 @@
         <w:pStyle w:val="Klauzula"/>
       </w:pPr>
       <w:r>
-        <w:t xml:space="preserve">Dokument został opracowany przez Alt One wyłącznie dla </w:t>
+        <w:t xml:space="preserve">Dokument został opracowany przez AltOne wyłącznie dla </w:t>
       </w:r>
       <w:r>
         <w:rPr>
@@ -350,7 +350,7 @@
         <w:t xml:space="preserve">[DO UZUPEŁNIENIA: nazwa klienta]</w:t>
       </w:r>
       <w:r>
-        <w:t xml:space="preserve">. Nie może być reprodukowany, kopiowany lub publikowany w całości lub jakiejkolwiek jego części bez pisemnej zgody Alt One.</w:t>
+        <w:t xml:space="preserve">. Nie może być reprodukowany, kopiowany lub publikowany w całości lub jakiejkolwiek jego części bez pisemnej zgody AltOne.</w:t>
       </w:r>
     </w:p>
     <w:p>
@@ -1072,7 +1072,7 @@
         <w:t xml:space="preserve">[SEKCJA OPCJONALNA – usuń, jeśli nie dotyczy]</w:t>
       </w:r>
       <w:r>
-        <w:t xml:space="preserve"> Rozwiązanie Alt One 2FA.</w:t>
+        <w:t xml:space="preserve"> Rozwiązanie AltOne 2FA.</w:t>
       </w:r>
     </w:p>
     <w:p>
@@ -1450,7 +1450,7 @@
         <w:t xml:space="preserve">[SEKCJA OPCJONALNA – usuń, jeśli nie dotyczy]</w:t>
       </w:r>
       <w:r>
-        <w:t xml:space="preserve"> Rozwiązanie Alt One Dashboard.</w:t>
+        <w:t xml:space="preserve"> Rozwiązanie AltOne Dashboard.</w:t>
       </w:r>
     </w:p>
     <w:p>
@@ -1458,7 +1458,7 @@
         <w:pStyle w:val="Normalny"/>
       </w:pPr>
       <w:r>
-        <w:t xml:space="preserve">W ramach wdrożenia uruchomiony zostanie produkt Alt One Dashboard (mechanizm </w:t>
+        <w:t xml:space="preserve">W ramach wdrożenia uruchomiony zostanie produkt AltOne Dashboard (mechanizm </w:t>
       </w:r>
       <w:r>
         <w:rPr>
@@ -2331,7 +2331,7 @@
         <w:t xml:space="preserve">[SEKCJA OPCJONALNA – usuń, jeśli nie dotyczy]</w:t>
       </w:r>
       <w:r>
-        <w:t xml:space="preserve"> Rozwiązanie Alt One Planowane nieobecności.</w:t>
+        <w:t xml:space="preserve"> Rozwiązanie AltOne Planowane nieobecności.</w:t>
       </w:r>
     </w:p>
     <w:p>
@@ -2705,7 +2705,7 @@
                 <w:rStyle w:val="PoledoUzupelnienia"/>
                 <w:highlight w:val="yellow"/>
               </w:rPr>
-              <w:t xml:space="preserve">[DO UZUPEŁNIENIA: Klient / Alt One]</w:t>
+              <w:t xml:space="preserve">[DO UZUPEŁNIENIA: Klient / AltOne]</w:t>
             </w:r>
           </w:p>
         </w:tc>
@@ -3002,7 +3002,7 @@
         <w:spacing w:before="240"/>
       </w:pPr>
       <w:r>
-        <w:t xml:space="preserve">Alt One, </w:t>
+        <w:t xml:space="preserve">AltOne, </w:t>
       </w:r>
       <w:r>
         <w:rPr>
